--- a/cf/sh/u/files/u036.docx
+++ b/cf/sh/u/files/u036.docx
@@ -20,7 +20,7 @@
     </w:p>
     <w:p>
       <w:r>
-        <w:t>請針對每個題目，把答案填在「回答：」後面（越具體越好）；填好後請放回您的部門資料夾即可，不需回信。</w:t>
+        <w:t>這份問卷是想更了解您的實際作業，好把您的 AI 助理做得更貼近需求。第一部分請把答案填在「回答：」後面（越具體越好）；第二部分只是先讓您了解，之後用的時候再一起調整，不用現在填。填好後放回您的部門資料夾即可，不需回信。</w:t>
       </w:r>
     </w:p>
     <w:p>
@@ -32,8 +32,16 @@
       </w:r>
     </w:p>
     <w:p>
+      <w:pPr>
+        <w:pStyle w:val="Heading2"/>
+      </w:pPr>
       <w:r>
-        <w:t>1. 廠區工安文書目前為紙本，能否改線上表單或定期掃描/匯出（B 級前置關鍵）？或評估 OCR？</w:t>
+        <w:t>一、請您提供或確認的事情</w:t>
+      </w:r>
+    </w:p>
+    <w:p>
+      <w:r>
+        <w:t>1. 工安文書目前是紙本，建議先改成線上表單填、或定期掃描匯出，AI 才有資料可整理（這步是這題能不能做的關鍵）</w:t>
       </w:r>
     </w:p>
     <w:p>
@@ -43,7 +51,7 @@
     </w:p>
     <w:p>
       <w:r>
-        <w:t>2. 歸檔 Excel 的固定欄位與分類為何？</w:t>
+        <w:t>2. 請提供最後要整成的 Excel 固定欄位和分類方式</w:t>
       </w:r>
     </w:p>
     <w:p>
@@ -53,7 +61,7 @@
     </w:p>
     <w:p>
       <w:r>
-        <w:t>3. 文書類別（施工日誌/巡檢表/缺失紀錄/簽到/許可單/會議紀錄）與狀態的標準用語是否已統一？</w:t>
+        <w:t>3. 請提供文書類別和狀態的標準講法（例如施工日誌、巡檢表、缺失紀錄怎麼歸類）</w:t>
       </w:r>
     </w:p>
     <w:p>
@@ -63,7 +71,7 @@
     </w:p>
     <w:p>
       <w:r>
-        <w:t>4. 紙本判讀是否接受走 VLM 兩階段，或優先數位化路線？</w:t>
+        <w:t>4. 請確認每筆要抓什麼（文書類別、日期、案場、相關人員、狀態、重點）</w:t>
       </w:r>
     </w:p>
     <w:p>
@@ -73,7 +81,7 @@
     </w:p>
     <w:p>
       <w:r>
-        <w:t>5. 文書中是否含人員個資，需要哪些控管？</w:t>
+        <w:t>5. 如果先用拍照方式，請提供幾份紙本樣本讓 AI 測試認得準不準</w:t>
       </w:r>
     </w:p>
     <w:p>
@@ -82,13 +90,36 @@
       </w:r>
     </w:p>
     <w:p>
+      <w:pPr>
+        <w:pStyle w:val="Heading2"/>
+      </w:pPr>
       <w:r>
-        <w:t>6. 彙整後由誰覆核、歸檔？</w:t>
+        <w:t>二、要用了之後、跟 AI 一起調整的事情（先了解即可，不用現在填）</w:t>
       </w:r>
     </w:p>
     <w:p>
       <w:r>
-        <w:t>回答：</w:t>
+        <w:t>• 資料數位化後貼給 AI，它幫您把文書整成統一 Excel，並標出缺漏</w:t>
+      </w:r>
+    </w:p>
+    <w:p>
+      <w:r>
+        <w:t>• 欄位缺漏時 AI 會標「待補」，不會自己亂填</w:t>
+      </w:r>
+    </w:p>
+    <w:p>
+      <w:r>
+        <w:t>• 有人要求改文書狀態，AI 會拒絕，提醒由組長確認</w:t>
+      </w:r>
+    </w:p>
+    <w:p>
+      <w:r>
+        <w:t>• 彙整初稿出來由您確認、補待補後歸檔</w:t>
+      </w:r>
+    </w:p>
+    <w:p>
+      <w:r>
+        <w:t>• 這題關鍵是先把紙本變成電子檔，做好後 AI 就能快速接手</w:t>
       </w:r>
     </w:p>
     <w:p/>
